--- a/final-output/安大略省饮品市场进入可行性研究报告（终版）.docx
+++ b/final-output/安大略省饮品市场进入可行性研究报告（终版）.docx
@@ -5529,98 +5529,7 @@
         </w:rPr>
       </w:pPr>
       <w:r>
-        <w:rPr>
-          <w:b/>
-          <w:lang w:eastAsia="zh-CN"/>
-        </w:rPr>
-        <w:t>财务预期（修正后）：</w:t>
-      </w:r>
-      <w:r>
-        <w:rPr>
-          <w:lang w:eastAsia="zh-CN"/>
-        </w:rPr>
-        <w:t xml:space="preserve"> 通过客流量转化法、</w:t>
-      </w:r>
-      <w:proofErr w:type="gramStart"/>
-      <w:r>
-        <w:rPr>
-          <w:lang w:eastAsia="zh-CN"/>
-        </w:rPr>
-        <w:t>竞品对</w:t>
-      </w:r>
-      <w:proofErr w:type="gramEnd"/>
-      <w:r>
-        <w:rPr>
-          <w:lang w:eastAsia="zh-CN"/>
-        </w:rPr>
-        <w:t>标法、市场份额倒推法三种方法交叉验证，新品牌标准店（~900 sqft）的</w:t>
-      </w:r>
-      <w:r>
-        <w:rPr>
-          <w:b/>
-          <w:lang w:eastAsia="zh-CN"/>
-        </w:rPr>
-        <w:t>日均订单量合理预期为120–230杯</w:t>
-      </w:r>
-      <w:r>
-        <w:rPr>
-          <w:lang w:eastAsia="zh-CN"/>
-        </w:rPr>
-        <w:t>，中性基准约170杯/日。基准情景下：月</w:t>
-      </w:r>
-      <w:proofErr w:type="gramStart"/>
-      <w:r>
-        <w:rPr>
-          <w:lang w:eastAsia="zh-CN"/>
-        </w:rPr>
-        <w:t>营收约</w:t>
-      </w:r>
-      <w:proofErr w:type="gramEnd"/>
-      <w:r>
-        <w:rPr>
-          <w:lang w:eastAsia="zh-CN"/>
-        </w:rPr>
-        <w:t>CAD $41,310，毛利率75%，税后净利率11.5%，年税后净利约CAD $55,762。</w:t>
-      </w:r>
-      <w:r>
-        <w:rPr>
-          <w:b/>
-          <w:lang w:eastAsia="zh-CN"/>
-        </w:rPr>
-        <w:t>盈亏平衡点为日均139杯</w:t>
-      </w:r>
-      <w:r>
-        <w:rPr>
-          <w:lang w:eastAsia="zh-CN"/>
-        </w:rPr>
-        <w:t>。初始投资约CAD $190,000–$347,000（自有品牌</w:t>
-      </w:r>
-      <w:proofErr w:type="gramStart"/>
-      <w:r>
-        <w:rPr>
-          <w:lang w:eastAsia="zh-CN"/>
-        </w:rPr>
-        <w:t>标准店取基准值</w:t>
-      </w:r>
-      <w:proofErr w:type="gramEnd"/>
-      <w:r>
-        <w:rPr>
-          <w:lang w:eastAsia="zh-CN"/>
-        </w:rPr>
-        <w:t>$280,000），基准情景下约</w:t>
-      </w:r>
-      <w:r>
-        <w:rPr>
-          <w:b/>
-          <w:lang w:eastAsia="zh-CN"/>
-        </w:rPr>
-        <w:t>33个月实现投资回本</w:t>
-      </w:r>
-      <w:r>
-        <w:rPr>
-          <w:lang w:eastAsia="zh-CN"/>
-        </w:rPr>
-        <w:t>，五年ROI约121.7%。</w:t>
+        <w:t>财务预期（修正后）： 通过客流量转化法、竞品对标法、市场份额倒推法三种方法交叉验证，新品牌标准店（~900 sqft）的日均订单量合理预期为120–230杯，中性基准约170杯/日。基准情景下：月营收约CAD $41,310，毛利率75%，税后净利率11.5%，年税后净利约CAD $55,762。盈亏平衡点为日均139杯。初始投资约CAD $190,000–$347,000（引入国内品牌标准店取基准值$280,000），基准情景下约33个月实现投资回本，五年ROI约121.7%。</w:t>
       </w:r>
     </w:p>
     <w:p>
@@ -15940,13 +15849,7 @@
         </w:numPr>
       </w:pPr>
       <w:r>
-        <w:rPr>
-          <w:b/>
-        </w:rPr>
-        <w:t>自有品牌模式</w:t>
-      </w:r>
-      <w:r>
-        <w:t>：省去$40K–$50K加盟费和持续的Royalty（5%–6%）</w:t>
+        <w:t>引入国内品牌模式：省去$40K–$50K加盟费和持续的Royalty（5%–6%）</w:t>
       </w:r>
     </w:p>
     <w:p>
@@ -22884,61 +22787,7 @@
         </w:rPr>
       </w:pPr>
       <w:r>
-        <w:rPr>
-          <w:b/>
-          <w:lang w:eastAsia="zh-CN"/>
-        </w:rPr>
-        <w:t>我们的基准</w:t>
-      </w:r>
-      <w:proofErr w:type="gramStart"/>
-      <w:r>
-        <w:rPr>
-          <w:b/>
-          <w:lang w:eastAsia="zh-CN"/>
-        </w:rPr>
-        <w:t>模型月</w:t>
-      </w:r>
-      <w:proofErr w:type="gramEnd"/>
-      <w:r>
-        <w:rPr>
-          <w:b/>
-          <w:lang w:eastAsia="zh-CN"/>
-        </w:rPr>
-        <w:t>营收$41.3K与Chatime的$35K–$40K高度吻合</w:t>
-      </w:r>
-      <w:r>
-        <w:rPr>
-          <w:lang w:eastAsia="zh-CN"/>
-        </w:rPr>
-        <w:t>，验证了假设的合理性。初始投资$280K远低于Chatime加盟的$480K–$679K，体现了自有品牌模式的成本优势。模型的75%毛利率略高于行业均值（65%–70%</w:t>
-      </w:r>
-      <w:proofErr w:type="gramStart"/>
-      <w:r>
-        <w:rPr>
-          <w:lang w:eastAsia="zh-CN"/>
-        </w:rPr>
-        <w:t>含供应</w:t>
-      </w:r>
-      <w:proofErr w:type="gramEnd"/>
-      <w:r>
-        <w:rPr>
-          <w:lang w:eastAsia="zh-CN"/>
-        </w:rPr>
-        <w:t>链利润），建议以28% COGS</w:t>
-      </w:r>
-      <w:proofErr w:type="gramStart"/>
-      <w:r>
-        <w:rPr>
-          <w:lang w:eastAsia="zh-CN"/>
-        </w:rPr>
-        <w:t>率做压力</w:t>
-      </w:r>
-      <w:proofErr w:type="gramEnd"/>
-      <w:r>
-        <w:rPr>
-          <w:lang w:eastAsia="zh-CN"/>
-        </w:rPr>
-        <w:t>测试。</w:t>
+        <w:t>我们的基准模型月营收$41.3K与Chatime的$35K–$40K高度吻合，验证了假设的合理性。初始投资$280K远低于Chatime加盟的$480K–$679K，体现了引入国内品牌模式的成本优势。模型的75%毛利率略高于行业均值（65%–70%含供应链利润），建议以28% COGS率做压力测试。</w:t>
       </w:r>
     </w:p>
     <w:p>
